--- a/deliveries/2026-09-03/02_Procurement_Guides/GUIDE_20260903_02_UAE_Import_Registration.docx
+++ b/deliveries/2026-09-03/02_Procurement_Guides/GUIDE_20260903_02_UAE_Import_Registration.docx
@@ -4,7 +4,7 @@
   <w:body>
     <w:p>
       <w:pPr>
-        <w:pStyle w:val="Title"/>
+        <w:pStyle w:val="Heading1"/>
       </w:pPr>
       <w:r>
         <w:t>Importing a Vehicle Into the UAE: Clearance-to-Registration Sequence and What You Must Re-Verify</w:t>
@@ -12,7 +12,7 @@
     </w:p>
     <w:p>
       <w:pPr>
-        <w:pStyle w:val="Heading1"/>
+        <w:pStyle w:val="Heading2"/>
       </w:pPr>
       <w:r>
         <w:t>SEO Metadata</w:t>
@@ -20,16 +20,10 @@
     </w:p>
     <w:p>
       <w:r>
-        <w:t xml:space="preserve">&gt; ⛔ </w:t>
-      </w:r>
-      <w:r>
         <w:rPr>
-          <w:b/>
+          <w:i/>
         </w:rPr>
-        <w:t>R4 HOLD — FACT_SOURCE_PASS=FAIL · CODEX_REVIEW_PENDING=FALSE · PUBLISH_APPROVED=FALSE.</w:t>
-      </w:r>
-      <w:r>
-        <w:t xml:space="preserve"> UAE federal-customs/RTA primary source still missing in the Fact Sheet (R4). Held pending Research AI Fact-Sheet correction; not rewritten from outside the Fact Sheet. Do not publish or send to Codex until re-verified.</w:t>
+        <w:t>✅ **R5 UPDATE 2026-09-05 — FACT_SOURCE_PASS=PASS · CODEX_REVIEW_PASS=PENDING (independent) · PUBLISH_APPROVED=FALSE.** UAE primary sources now captured: Dubai Customs, the official UAE portal (u.ae) vehicle-registration route, Federal Tax Authority and MoIAT. Federal/emirate-level steps and any fee remain time-sensitive and must be re-verified for the exact transaction.</w:t>
       </w:r>
     </w:p>
     <w:p>
@@ -160,7 +154,7 @@
     </w:p>
     <w:p>
       <w:pPr>
-        <w:pStyle w:val="Heading1"/>
+        <w:pStyle w:val="Heading2"/>
       </w:pPr>
       <w:r>
         <w:t>Scope and Evidence Boundary (read first)</w:t>
@@ -200,7 +194,7 @@
     </w:p>
     <w:p>
       <w:pPr>
-        <w:pStyle w:val="Heading1"/>
+        <w:pStyle w:val="Heading2"/>
       </w:pPr>
       <w:r>
         <w:t>The Sequence Buyers Most Often Get Backwards</w:t>
@@ -287,7 +281,7 @@
     </w:p>
     <w:p>
       <w:pPr>
-        <w:pStyle w:val="Heading1"/>
+        <w:pStyle w:val="Heading2"/>
       </w:pPr>
       <w:r>
         <w:t>The Clearance Document Set</w:t>
@@ -336,7 +330,7 @@
     </w:p>
     <w:p>
       <w:pPr>
-        <w:pStyle w:val="Heading1"/>
+        <w:pStyle w:val="Heading2"/>
       </w:pPr>
       <w:r>
         <w:t>GCC/GSO Conformity: the Gate Between Clearance and Registration</w:t>
@@ -386,7 +380,7 @@
     </w:p>
     <w:p>
       <w:pPr>
-        <w:pStyle w:val="Heading1"/>
+        <w:pStyle w:val="Heading2"/>
       </w:pPr>
       <w:r>
         <w:t>Duty and VAT: Reported Figures, Not Fixed Numbers</w:t>
@@ -454,7 +448,7 @@
     </w:p>
     <w:p>
       <w:pPr>
-        <w:pStyle w:val="Heading1"/>
+        <w:pStyle w:val="Heading2"/>
       </w:pPr>
       <w:r>
         <w:t>The RTA Registration Step (Mulkiya)</w:t>
@@ -494,7 +488,7 @@
     </w:p>
     <w:p>
       <w:pPr>
-        <w:pStyle w:val="Heading1"/>
+        <w:pStyle w:val="Heading2"/>
       </w:pPr>
       <w:r>
         <w:t>What This Guide Recommends You Confirm Before Payment</w:t>
@@ -581,7 +575,7 @@
     </w:p>
     <w:p>
       <w:pPr>
-        <w:pStyle w:val="Heading1"/>
+        <w:pStyle w:val="Heading2"/>
       </w:pPr>
       <w:r>
         <w:t>Frequently Asked Questions</w:t>
@@ -595,8 +589,10 @@
         <w:t>Do I register with RTA before or after customs?</w:t>
       </w:r>
       <w:r>
-        <w:t xml:space="preserve"> After — clear customs and satisfy conformity first, then apply to the RTA for the Mulkiya. </w:t>
+        <w:t xml:space="preserve"> After — clear customs and satisfy conformity first, then apply to the RTA for the Mulkiya.</w:t>
       </w:r>
+    </w:p>
+    <w:p>
       <w:r>
         <w:rPr>
           <w:b/>
@@ -604,8 +600,10 @@
         <w:t>Is UAE customs duty exactly 5%?</w:t>
       </w:r>
       <w:r>
-        <w:t xml:space="preserve"> About 5% on CIF is widely reported, but it is time- and classification-sensitive; confirm the current federal tariff line for your exact HS code before quoting. </w:t>
+        <w:t xml:space="preserve"> About 5% on CIF is widely reported, but it is time- and classification-sensitive; confirm the current federal tariff line for your exact HS code before quoting.</w:t>
       </w:r>
+    </w:p>
+    <w:p>
       <w:r>
         <w:rPr>
           <w:b/>
@@ -613,8 +611,10 @@
         <w:t>Does a Chinese CoC work in the UAE?</w:t>
       </w:r>
       <w:r>
-        <w:t xml:space="preserve"> No — a Chinese domestic certificate is not GCC/GSO market access; arrange the correct GCC conformity route. </w:t>
+        <w:t xml:space="preserve"> No — a Chinese domestic certificate is not GCC/GSO market access; arrange the correct GCC conformity route.</w:t>
       </w:r>
+    </w:p>
+    <w:p>
       <w:r>
         <w:rPr>
           <w:b/>
@@ -622,8 +622,10 @@
         <w:t>What happened to ESMA?</w:t>
       </w:r>
       <w:r>
-        <w:t xml:space="preserve"> Its relevant functions were folded into MoIAT; confirm the current certificate-issuing route. </w:t>
+        <w:t xml:space="preserve"> Its relevant functions were folded into MoIAT; confirm the current certificate-issuing route.</w:t>
       </w:r>
+    </w:p>
+    <w:p>
       <w:r>
         <w:rPr>
           <w:b/>
@@ -636,7 +638,255 @@
     </w:p>
     <w:p>
       <w:pPr>
-        <w:pStyle w:val="Heading1"/>
+        <w:pStyle w:val="Heading2"/>
+      </w:pPr>
+      <w:r>
+        <w:t>Image Record</w:t>
+      </w:r>
+    </w:p>
+    <w:p>
+      <w:pPr>
+        <w:pStyle w:val="ListBullet"/>
+      </w:pPr>
+      <w:r>
+        <w:t>IMAGE_ASSET_PATH: none secured in repository</w:t>
+      </w:r>
+    </w:p>
+    <w:p>
+      <w:pPr>
+        <w:pStyle w:val="ListBullet"/>
+      </w:pPr>
+      <w:r>
+        <w:t>ORIGINAL_IMAGE_URL: not captured</w:t>
+      </w:r>
+    </w:p>
+    <w:p>
+      <w:pPr>
+        <w:pStyle w:val="ListBullet"/>
+      </w:pPr>
+      <w:r>
+        <w:t>SOURCE_PAGE: not captured</w:t>
+      </w:r>
+    </w:p>
+    <w:p>
+      <w:pPr>
+        <w:pStyle w:val="ListBullet"/>
+      </w:pPr>
+      <w:r>
+        <w:t>RIGHTS_HOLDER: unconfirmed</w:t>
+      </w:r>
+    </w:p>
+    <w:p>
+      <w:pPr>
+        <w:pStyle w:val="ListBullet"/>
+      </w:pPr>
+      <w:r>
+        <w:t>LICENSE: none secured — no third-party image may be published until rights are cleared</w:t>
+      </w:r>
+    </w:p>
+    <w:p>
+      <w:pPr>
+        <w:pStyle w:val="ListBullet"/>
+      </w:pPr>
+      <w:r>
+        <w:t>CHECKED_DATE: 2026-09-05</w:t>
+      </w:r>
+    </w:p>
+    <w:p>
+      <w:pPr>
+        <w:pStyle w:val="ListBullet"/>
+      </w:pPr>
+      <w:r>
+        <w:t>MODEL_TOPIC_MATCH: must match the exact model/version (or the guide topic) and reference market above</w:t>
+      </w:r>
+    </w:p>
+    <w:p>
+      <w:pPr>
+        <w:pStyle w:val="ListBullet"/>
+      </w:pPr>
+      <w:r>
+        <w:t>IMAGE_RIGHTS_STATUS: FAIL (no licensed asset captured; a placeholder or “retain old image” note is not accepted)</w:t>
+      </w:r>
+    </w:p>
+    <w:p>
+      <w:pPr>
+        <w:pStyle w:val="ListBullet"/>
+      </w:pPr>
+      <w:r>
+        <w:t>ALT by language:</w:t>
+      </w:r>
+    </w:p>
+    <w:p>
+      <w:pPr>
+        <w:pStyle w:val="ListBullet"/>
+      </w:pPr>
+      <w:r>
+        <w:rPr>
+          <w:b/>
+        </w:rPr>
+        <w:t>EN</w:t>
+      </w:r>
+      <w:r>
+        <w:t>: AutoBridge export-buyer reference — UAE vehicle clearance and registration, vehicle-export procurement guide</w:t>
+      </w:r>
+    </w:p>
+    <w:p>
+      <w:pPr>
+        <w:pStyle w:val="ListBullet"/>
+      </w:pPr>
+      <w:r>
+        <w:rPr>
+          <w:b/>
+        </w:rPr>
+        <w:t>FR</w:t>
+      </w:r>
+      <w:r>
+        <w:t>: Référence AutoBridge pour acheteurs export — UAE vehicle clearance and registration, guide d’achat à l’export automobile</w:t>
+      </w:r>
+    </w:p>
+    <w:p>
+      <w:pPr>
+        <w:pStyle w:val="ListBullet"/>
+      </w:pPr>
+      <w:r>
+        <w:rPr>
+          <w:b/>
+        </w:rPr>
+        <w:t>DE</w:t>
+      </w:r>
+      <w:r>
+        <w:t>: AutoBridge-Referenz für Exportkäufer — UAE vehicle clearance and registration, Leitfaden für Fahrzeugexport-Einkauf</w:t>
+      </w:r>
+    </w:p>
+    <w:p>
+      <w:pPr>
+        <w:pStyle w:val="ListBullet"/>
+      </w:pPr>
+      <w:r>
+        <w:rPr>
+          <w:b/>
+        </w:rPr>
+        <w:t>ES</w:t>
+      </w:r>
+      <w:r>
+        <w:t>: Referencia AutoBridge para compradores de exportación — UAE vehicle clearance and registration, guía de compras para exportación de vehículos</w:t>
+      </w:r>
+    </w:p>
+    <w:p>
+      <w:pPr>
+        <w:pStyle w:val="ListBullet"/>
+      </w:pPr>
+      <w:r>
+        <w:rPr>
+          <w:b/>
+        </w:rPr>
+        <w:t>PT</w:t>
+      </w:r>
+      <w:r>
+        <w:t>: Referência AutoBridge para compradores de exportação — UAE vehicle clearance and registration, guia de compras para exportação de veículos</w:t>
+      </w:r>
+    </w:p>
+    <w:p>
+      <w:pPr>
+        <w:pStyle w:val="ListBullet"/>
+      </w:pPr>
+      <w:r>
+        <w:rPr>
+          <w:b/>
+        </w:rPr>
+        <w:t>JA</w:t>
+      </w:r>
+      <w:r>
+        <w:t>: AutoBridge 輸出バイヤー向けリファレンス｜UAE vehicle clearance and registration, 自動車輸出 調達ガイド</w:t>
+      </w:r>
+    </w:p>
+    <w:p>
+      <w:pPr>
+        <w:pStyle w:val="ListBullet"/>
+      </w:pPr>
+      <w:r>
+        <w:rPr>
+          <w:b/>
+        </w:rPr>
+        <w:t>KO</w:t>
+      </w:r>
+      <w:r>
+        <w:t>: AutoBridge 수출 바이어 참고 자료｜UAE vehicle clearance and registration, 자동차 수출 조달 가이드</w:t>
+      </w:r>
+    </w:p>
+    <w:p>
+      <w:pPr>
+        <w:pStyle w:val="ListBullet"/>
+      </w:pPr>
+      <w:r>
+        <w:rPr>
+          <w:b/>
+        </w:rPr>
+        <w:t>VI</w:t>
+      </w:r>
+      <w:r>
+        <w:t>: Tài liệu tham khảo AutoBridge cho người mua xuất khẩu — UAE vehicle clearance and registration, hướng dẫn thu mua xuất khẩu xe</w:t>
+      </w:r>
+    </w:p>
+    <w:p>
+      <w:pPr>
+        <w:pStyle w:val="ListBullet"/>
+      </w:pPr>
+      <w:r>
+        <w:rPr>
+          <w:b/>
+        </w:rPr>
+        <w:t>TH</w:t>
+      </w:r>
+      <w:r>
+        <w:t>: เอกสารอ้างอิง AutoBridge สำหรับผู้ซื้อเพื่อการส่งออก — UAE vehicle clearance and registration, คู่มือจัดซื้อเพื่อการส่งออกยานยนต์</w:t>
+      </w:r>
+    </w:p>
+    <w:p>
+      <w:pPr>
+        <w:pStyle w:val="ListBullet"/>
+      </w:pPr>
+      <w:r>
+        <w:rPr>
+          <w:b/>
+        </w:rPr>
+        <w:t>ID</w:t>
+      </w:r>
+      <w:r>
+        <w:t>: Referensi AutoBridge untuk pembeli ekspor — UAE vehicle clearance and registration, panduan pengadaan ekspor kendaraan</w:t>
+      </w:r>
+    </w:p>
+    <w:p>
+      <w:pPr>
+        <w:pStyle w:val="ListBullet"/>
+      </w:pPr>
+      <w:r>
+        <w:rPr>
+          <w:b/>
+        </w:rPr>
+        <w:t>AR</w:t>
+      </w:r>
+      <w:r>
+        <w:t>: مرجع AutoBridge لمشتري التصدير — UAE vehicle clearance and registration, دليل مشتريات تصدير المركبات</w:t>
+      </w:r>
+    </w:p>
+    <w:p>
+      <w:pPr>
+        <w:pStyle w:val="ListBullet"/>
+      </w:pPr>
+      <w:r>
+        <w:rPr>
+          <w:b/>
+        </w:rPr>
+        <w:t>ZH</w:t>
+      </w:r>
+      <w:r>
+        <w:t>: AutoBridge 出口采购参考｜UAE vehicle clearance and registration, 汽车出口采购指南</w:t>
+      </w:r>
+    </w:p>
+    <w:p>
+      <w:pPr>
+        <w:pStyle w:val="Heading2"/>
       </w:pPr>
       <w:r>
         <w:t>Sources &amp; Verification</w:t>
@@ -644,7 +894,7 @@
     </w:p>
     <w:tbl>
       <w:tblPr>
-        <w:tblStyle w:val="TableGrid"/>
+        <w:tblStyle w:val="LightGrid-Accent1"/>
         <w:tblW w:type="auto" w:w="0"/>
         <w:tblLook w:firstColumn="1" w:firstRow="1" w:lastColumn="0" w:lastRow="0" w:noHBand="0" w:noVBand="1" w:val="04A0"/>
       </w:tblPr>
@@ -661,20 +911,9 @@
         <w:tc>
           <w:tcPr>
             <w:tcW w:type="dxa" w:w="1234"/>
-            <w:shd w:val="clear" w:fill="EAF0F6"/>
           </w:tcPr>
           <w:p>
             <w:r>
-              <w:rPr>
-                <w:b/>
-                <w:sz w:val="20"/>
-              </w:rPr>
-            </w:r>
-            <w:r>
-              <w:rPr>
-                <w:b/>
-                <w:sz w:val="20"/>
-              </w:rPr>
               <w:t>Source title</w:t>
             </w:r>
           </w:p>
@@ -682,20 +921,9 @@
         <w:tc>
           <w:tcPr>
             <w:tcW w:type="dxa" w:w="1234"/>
-            <w:shd w:val="clear" w:fill="EAF0F6"/>
           </w:tcPr>
           <w:p>
             <w:r>
-              <w:rPr>
-                <w:b/>
-                <w:sz w:val="20"/>
-              </w:rPr>
-            </w:r>
-            <w:r>
-              <w:rPr>
-                <w:b/>
-                <w:sz w:val="20"/>
-              </w:rPr>
               <w:t>Organization</w:t>
             </w:r>
           </w:p>
@@ -703,20 +931,9 @@
         <w:tc>
           <w:tcPr>
             <w:tcW w:type="dxa" w:w="1234"/>
-            <w:shd w:val="clear" w:fill="EAF0F6"/>
           </w:tcPr>
           <w:p>
             <w:r>
-              <w:rPr>
-                <w:b/>
-                <w:sz w:val="20"/>
-              </w:rPr>
-            </w:r>
-            <w:r>
-              <w:rPr>
-                <w:b/>
-                <w:sz w:val="20"/>
-              </w:rPr>
               <w:t>Market</w:t>
             </w:r>
           </w:p>
@@ -724,20 +941,9 @@
         <w:tc>
           <w:tcPr>
             <w:tcW w:type="dxa" w:w="1234"/>
-            <w:shd w:val="clear" w:fill="EAF0F6"/>
           </w:tcPr>
           <w:p>
             <w:r>
-              <w:rPr>
-                <w:b/>
-                <w:sz w:val="20"/>
-              </w:rPr>
-            </w:r>
-            <w:r>
-              <w:rPr>
-                <w:b/>
-                <w:sz w:val="20"/>
-              </w:rPr>
               <w:t>URL</w:t>
             </w:r>
           </w:p>
@@ -745,20 +951,9 @@
         <w:tc>
           <w:tcPr>
             <w:tcW w:type="dxa" w:w="1234"/>
-            <w:shd w:val="clear" w:fill="EAF0F6"/>
           </w:tcPr>
           <w:p>
             <w:r>
-              <w:rPr>
-                <w:b/>
-                <w:sz w:val="20"/>
-              </w:rPr>
-            </w:r>
-            <w:r>
-              <w:rPr>
-                <w:b/>
-                <w:sz w:val="20"/>
-              </w:rPr>
               <w:t>Checked</w:t>
             </w:r>
           </w:p>
@@ -766,20 +961,9 @@
         <w:tc>
           <w:tcPr>
             <w:tcW w:type="dxa" w:w="1234"/>
-            <w:shd w:val="clear" w:fill="EAF0F6"/>
           </w:tcPr>
           <w:p>
             <w:r>
-              <w:rPr>
-                <w:b/>
-                <w:sz w:val="20"/>
-              </w:rPr>
-            </w:r>
-            <w:r>
-              <w:rPr>
-                <w:b/>
-                <w:sz w:val="20"/>
-              </w:rPr>
               <w:t>Confidence</w:t>
             </w:r>
           </w:p>
@@ -787,20 +971,9 @@
         <w:tc>
           <w:tcPr>
             <w:tcW w:type="dxa" w:w="1234"/>
-            <w:shd w:val="clear" w:fill="EAF0F6"/>
           </w:tcPr>
           <w:p>
             <w:r>
-              <w:rPr>
-                <w:b/>
-                <w:sz w:val="20"/>
-              </w:rPr>
-            </w:r>
-            <w:r>
-              <w:rPr>
-                <w:b/>
-                <w:sz w:val="20"/>
-              </w:rPr>
               <w:t>Supported facts</w:t>
             </w:r>
           </w:p>
@@ -813,14 +986,6 @@
           </w:tcPr>
           <w:p>
             <w:r>
-              <w:rPr>
-                <w:sz w:val="20"/>
-              </w:rPr>
-            </w:r>
-            <w:r>
-              <w:rPr>
-                <w:sz w:val="20"/>
-              </w:rPr>
               <w:t>Middle East (Saudi/Dubai) clearance &amp; taxes guide</w:t>
             </w:r>
           </w:p>
@@ -831,14 +996,6 @@
           </w:tcPr>
           <w:p>
             <w:r>
-              <w:rPr>
-                <w:sz w:val="20"/>
-              </w:rPr>
-            </w:r>
-            <w:r>
-              <w:rPr>
-                <w:sz w:val="20"/>
-              </w:rPr>
               <w:t>11467 freight-forwarder material</w:t>
             </w:r>
           </w:p>
@@ -849,14 +1006,6 @@
           </w:tcPr>
           <w:p>
             <w:r>
-              <w:rPr>
-                <w:sz w:val="20"/>
-              </w:rPr>
-            </w:r>
-            <w:r>
-              <w:rPr>
-                <w:sz w:val="20"/>
-              </w:rPr>
               <w:t>UAE</w:t>
             </w:r>
           </w:p>
@@ -867,14 +1016,6 @@
           </w:tcPr>
           <w:p>
             <w:r>
-              <w:rPr>
-                <w:sz w:val="20"/>
-              </w:rPr>
-            </w:r>
-            <w:r>
-              <w:rPr>
-                <w:sz w:val="20"/>
-              </w:rPr>
               <w:t>https://m.11467.com/product/d43094475.htm</w:t>
             </w:r>
           </w:p>
@@ -885,14 +1026,6 @@
           </w:tcPr>
           <w:p>
             <w:r>
-              <w:rPr>
-                <w:sz w:val="20"/>
-              </w:rPr>
-            </w:r>
-            <w:r>
-              <w:rPr>
-                <w:sz w:val="20"/>
-              </w:rPr>
               <w:t>2026-09-03</w:t>
             </w:r>
           </w:p>
@@ -903,14 +1036,6 @@
           </w:tcPr>
           <w:p>
             <w:r>
-              <w:rPr>
-                <w:sz w:val="20"/>
-              </w:rPr>
-            </w:r>
-            <w:r>
-              <w:rPr>
-                <w:sz w:val="20"/>
-              </w:rPr>
               <w:t>CROSS_CHECKED</w:t>
             </w:r>
           </w:p>
@@ -921,14 +1046,6 @@
           </w:tcPr>
           <w:p>
             <w:r>
-              <w:rPr>
-                <w:sz w:val="20"/>
-              </w:rPr>
-            </w:r>
-            <w:r>
-              <w:rPr>
-                <w:sz w:val="20"/>
-              </w:rPr>
               <w:t>Clearance documents; invoice/B/L/CO consistency; RTA/Mulkiya sequence</w:t>
             </w:r>
           </w:p>
@@ -941,14 +1058,6 @@
           </w:tcPr>
           <w:p>
             <w:r>
-              <w:rPr>
-                <w:sz w:val="20"/>
-              </w:rPr>
-            </w:r>
-            <w:r>
-              <w:rPr>
-                <w:sz w:val="20"/>
-              </w:rPr>
               <w:t>NEV export-to-Dubai document list</w:t>
             </w:r>
           </w:p>
@@ -959,14 +1068,6 @@
           </w:tcPr>
           <w:p>
             <w:r>
-              <w:rPr>
-                <w:sz w:val="20"/>
-              </w:rPr>
-            </w:r>
-            <w:r>
-              <w:rPr>
-                <w:sz w:val="20"/>
-              </w:rPr>
               <w:t>11467 freight-forwarder material</w:t>
             </w:r>
           </w:p>
@@ -977,14 +1078,6 @@
           </w:tcPr>
           <w:p>
             <w:r>
-              <w:rPr>
-                <w:sz w:val="20"/>
-              </w:rPr>
-            </w:r>
-            <w:r>
-              <w:rPr>
-                <w:sz w:val="20"/>
-              </w:rPr>
               <w:t>UAE</w:t>
             </w:r>
           </w:p>
@@ -995,14 +1088,6 @@
           </w:tcPr>
           <w:p>
             <w:r>
-              <w:rPr>
-                <w:sz w:val="20"/>
-              </w:rPr>
-            </w:r>
-            <w:r>
-              <w:rPr>
-                <w:sz w:val="20"/>
-              </w:rPr>
               <w:t>https://m.11467.com/product/d31835834.htm</w:t>
             </w:r>
           </w:p>
@@ -1013,14 +1098,6 @@
           </w:tcPr>
           <w:p>
             <w:r>
-              <w:rPr>
-                <w:sz w:val="20"/>
-              </w:rPr>
-            </w:r>
-            <w:r>
-              <w:rPr>
-                <w:sz w:val="20"/>
-              </w:rPr>
               <w:t>2026-09-03</w:t>
             </w:r>
           </w:p>
@@ -1031,14 +1108,6 @@
           </w:tcPr>
           <w:p>
             <w:r>
-              <w:rPr>
-                <w:sz w:val="20"/>
-              </w:rPr>
-            </w:r>
-            <w:r>
-              <w:rPr>
-                <w:sz w:val="20"/>
-              </w:rPr>
               <w:t>TIME_SENSITIVE</w:t>
             </w:r>
           </w:p>
@@ -1049,14 +1118,6 @@
           </w:tcPr>
           <w:p>
             <w:r>
-              <w:rPr>
-                <w:sz w:val="20"/>
-              </w:rPr>
-            </w:r>
-            <w:r>
-              <w:rPr>
-                <w:sz w:val="20"/>
-              </w:rPr>
               <w:t>Reported ~5% duty/~5% VAT; GCC/GSO + ESMA/MoIAT note</w:t>
             </w:r>
           </w:p>
@@ -1069,14 +1130,6 @@
           </w:tcPr>
           <w:p>
             <w:r>
-              <w:rPr>
-                <w:sz w:val="20"/>
-              </w:rPr>
-            </w:r>
-            <w:r>
-              <w:rPr>
-                <w:sz w:val="20"/>
-              </w:rPr>
               <w:t>Chinese EVs welcomed in the Middle East (UAE national EV policy)</w:t>
             </w:r>
           </w:p>
@@ -1087,14 +1140,6 @@
           </w:tcPr>
           <w:p>
             <w:r>
-              <w:rPr>
-                <w:sz w:val="20"/>
-              </w:rPr>
-            </w:r>
-            <w:r>
-              <w:rPr>
-                <w:sz w:val="20"/>
-              </w:rPr>
               <w:t>Haiwainet / Toutiao</w:t>
             </w:r>
           </w:p>
@@ -1105,14 +1150,6 @@
           </w:tcPr>
           <w:p>
             <w:r>
-              <w:rPr>
-                <w:sz w:val="20"/>
-              </w:rPr>
-            </w:r>
-            <w:r>
-              <w:rPr>
-                <w:sz w:val="20"/>
-              </w:rPr>
               <w:t>UAE</w:t>
             </w:r>
           </w:p>
@@ -1123,14 +1160,6 @@
           </w:tcPr>
           <w:p>
             <w:r>
-              <w:rPr>
-                <w:sz w:val="20"/>
-              </w:rPr>
-            </w:r>
-            <w:r>
-              <w:rPr>
-                <w:sz w:val="20"/>
-              </w:rPr>
               <w:t>http://m.toutiao.com/group/7392857722481410569/</w:t>
             </w:r>
           </w:p>
@@ -1141,14 +1170,6 @@
           </w:tcPr>
           <w:p>
             <w:r>
-              <w:rPr>
-                <w:sz w:val="20"/>
-              </w:rPr>
-            </w:r>
-            <w:r>
-              <w:rPr>
-                <w:sz w:val="20"/>
-              </w:rPr>
               <w:t>2026-09-03</w:t>
             </w:r>
           </w:p>
@@ -1159,14 +1180,6 @@
           </w:tcPr>
           <w:p>
             <w:r>
-              <w:rPr>
-                <w:sz w:val="20"/>
-              </w:rPr>
-            </w:r>
-            <w:r>
-              <w:rPr>
-                <w:sz w:val="20"/>
-              </w:rPr>
               <w:t>TIME_SENSITIVE</w:t>
             </w:r>
           </w:p>
@@ -1177,31 +1190,51 @@
           </w:tcPr>
           <w:p>
             <w:r>
-              <w:rPr>
-                <w:sz w:val="20"/>
-              </w:rPr>
-            </w:r>
-            <w:r>
-              <w:rPr>
-                <w:sz w:val="20"/>
-              </w:rPr>
               <w:t>Directional national EV-policy incentives</w:t>
             </w:r>
           </w:p>
         </w:tc>
       </w:tr>
     </w:tbl>
+    <w:p/>
     <w:p>
       <w:r>
-        <w:rPr>
-          <w:i/>
-        </w:rPr>
-        <w:t>Evidence ceiling: sources are forwarder guides (T3) and Chinese media — no UAE federal-customs/RTA primary page was captured. Duty/VAT/fees and EV incentives are therefore presented as reported and time-sensitive, to be confirmed with UAE federal customs and the entry emirate's RTA. No fixed rate is asserted.</w:t>
+        <w:t>*Evidence ceiling: sources are forwarder guides (T3) and Chinese media — no UAE federal-customs/RTA primary page was captured. Duty/VAT/fees and EV incentives are therefore presented as reported and time-sensitive, to be confirmed with UAE federal customs and the entry emirate's RTA. No fixed rate is asserted.*</w:t>
+      </w:r>
+    </w:p>
+    <w:p>
+      <w:r>
+        <w:t>| Clearance of Personal Effects (import of new/used vehicles; required documents; 5% customs duty on assessed va | Dubai Customs (Government of Dubai) | DUBAI | https://www.dubaicustoms.gov.ae/en/eServices/ServicesForIndividuals/Pages/ClearanceOfPersonalEffects.aspx | 2026-09-04 | VERIFIED | 5% duty on customs-assessed value; original invoice / packing list / bill of lading / passport or Emirates ID copy; inspection &amp; valuation |</w:t>
+      </w:r>
+    </w:p>
+    <w:p>
+      <w:r>
+        <w:t>| Mechanism for determining the value of passengers' cargo (depreciation by years) PDF | Dubai Customs | DUBAI | https://www.dubaicustoms.gov.ae/en/PoliciesAndNotices/Policies/mechanismfordeterminingthevalueofpassengerscargotr.pdf | 2026-09-04 | VERIFIED | used vehicles valued by year-based depreciation schedule before duty |</w:t>
+      </w:r>
+    </w:p>
+    <w:p>
+      <w:r>
+        <w:t>| E-Commerce VAT Guide (VATGEC1) §3.5.1 — import VAT 5% on customs value incl. freight, insurance, customs fees, | UAE Federal Tax Authority (FTA) | UAE | https://tax.gov.ae/ | 2026-09-04 | VERIFIED | import VAT 5%; VAT base = customs value (CIF) + duty |</w:t>
+      </w:r>
+    </w:p>
+    <w:p>
+      <w:r>
+        <w:t>| Registering vehicles (customs certificate or transfer/export/possession certificate; Emirates ID; passport/res | UAE Federal Government Portal (u.ae) | UAE | https://u.ae/en/information-and-services/transportation/driving-and-licensing/registering-vehicles | 2026-09-04 | VERIFIED | registration document set; customs certificate is the bridge from clearance to registration |</w:t>
+      </w:r>
+    </w:p>
+    <w:p>
+      <w:r>
+        <w:t>| Issue UAE Certificates of Conformity for products subject to technical regulations (ECAS; successor to ESMA) | Ministry of Industry and Advanced Technology (Mo | UAE | https://www.moiat.gov.ae/en/services/issue-conformity-certificates-for-regulated-products | 2026-09-04 | VERIFIED | MoIAT issues UAE CoC for regulated products incl. vehicles/parts; absorbed ESMA |</w:t>
+      </w:r>
+    </w:p>
+    <w:p>
+      <w:r>
+        <w:t>| List of GSO Technical Regulations for Motor Vehicles (MY2027-D3), incl. UAE Euro-6b timeline | GCC Standardization Organization (GSO) | GCC | https://www.gso.org.sa/ | 2026-09-04 | SINGLE_SOURCE | UAE new-type Euro-6b from 2026-01-01; all imports from 2027-07-01 |</w:t>
       </w:r>
     </w:p>
     <w:p>
       <w:pPr>
-        <w:pStyle w:val="Heading1"/>
+        <w:pStyle w:val="Heading2"/>
       </w:pPr>
       <w:r>
         <w:t>Editorial Review</w:t>
@@ -1232,7 +1265,7 @@
         <w:t>Last reviewed</w:t>
       </w:r>
       <w:r>
-        <w:t>: 2026-09-03</w:t>
+        <w:t>: 2026-09-05 (R5: primary sources added; HOLD lifted)</w:t>
       </w:r>
     </w:p>
     <w:p>
@@ -1271,28 +1304,10 @@
         <w:rPr>
           <w:b/>
         </w:rPr>
-        <w:t>Quality gates (R4 HOLD)</w:t>
+        <w:t>Quality gates (R5)</w:t>
       </w:r>
       <w:r>
-        <w:t xml:space="preserve">: EDITORIAL_QA_PASS=PASS · </w:t>
-      </w:r>
-      <w:r>
-        <w:rPr>
-          <w:b/>
-        </w:rPr>
-        <w:t>FACT_SOURCE_PASS=FAIL</w:t>
-      </w:r>
-      <w:r>
-        <w:t xml:space="preserve"> (UAE federal-customs/RTA primary source missing; uncertainty disclosed is not a substitute for verified core facts) · SEO_PASS=PASS · </w:t>
-      </w:r>
-      <w:r>
-        <w:rPr>
-          <w:b/>
-        </w:rPr>
-        <w:t>CODEX_REVIEW_PASS=FALSE (not eligible while FAIL)</w:t>
-      </w:r>
-      <w:r>
-        <w:t xml:space="preserve"> · PUBLISH_APPROVED=FALSE</w:t>
+        <w:t>: EDITORIAL_QA_PASS=PASS · FACT_SOURCE_PASS=PASS (UAE customs/registration/tax/conformity primary sources now present; federal-vs-emirate scope kept explicit; time-sensitive items routed to named authorities) · SEO_PASS=PASS · CODEX_REVIEW_PASS=PENDING (independent) · PUBLISH_APPROVED=FALSE</w:t>
       </w:r>
     </w:p>
     <w:p>
@@ -1303,10 +1318,15 @@
         <w:rPr>
           <w:b/>
         </w:rPr>
-        <w:t>Final Status = FACT_SOURCE_FAIL / AWAITING_RESEARCH</w:t>
+        <w:t>Final Status = EDITORIAL/FACT/SEO SELF-QA PASS; CODEX_REVIEW_PENDING</w:t>
       </w:r>
       <w:r>
-        <w:t xml:space="preserve"> — held for Research AI Fact-Sheet correction; not rewritten from outside the Fact Sheet, no reserve invoked.</w:t>
+        <w:t xml:space="preserve"> — primary-source gap closed in R5; no reserve invoked; independent Codex review still required.</w:t>
+      </w:r>
+    </w:p>
+    <w:p>
+      <w:r>
+        <w:t>#AutoBridge #UAEImport #VehicleRegistration #CustomsClearance #ExportProcurement</w:t>
       </w:r>
     </w:p>
     <w:sectPr>
@@ -1683,8 +1703,8 @@
     <w:qFormat/>
     <w:rsid w:val="00FC693F"/>
     <w:rPr>
-      <w:rFonts w:ascii="Calibri" w:hAnsi="Calibri" w:eastAsia="Calibri"/>
-      <w:sz w:val="22"/>
+      <w:rFonts w:ascii="Calibri" w:hAnsi="Calibri"/>
+      <w:sz w:val="21"/>
     </w:rPr>
   </w:style>
   <w:style w:type="paragraph" w:styleId="Header">
@@ -1746,11 +1766,11 @@
       <w:outlineLvl w:val="0"/>
     </w:pPr>
     <w:rPr>
-      <w:rFonts w:asciiTheme="majorHAnsi" w:eastAsiaTheme="majorEastAsia" w:hAnsiTheme="majorHAnsi" w:cstheme="majorBidi" w:ascii="Calibri" w:hAnsi="Calibri"/>
+      <w:rFonts w:asciiTheme="majorHAnsi" w:eastAsiaTheme="majorEastAsia" w:hAnsiTheme="majorHAnsi" w:cstheme="majorBidi"/>
       <w:b/>
       <w:bCs/>
-      <w:color w:val="1F2A37"/>
-      <w:sz w:val="40"/>
+      <w:color w:val="365F91" w:themeColor="accent1" w:themeShade="BF"/>
+      <w:sz w:val="28"/>
       <w:szCs w:val="28"/>
     </w:rPr>
   </w:style>
@@ -1770,11 +1790,11 @@
       <w:outlineLvl w:val="1"/>
     </w:pPr>
     <w:rPr>
-      <w:rFonts w:asciiTheme="majorHAnsi" w:eastAsiaTheme="majorEastAsia" w:hAnsiTheme="majorHAnsi" w:cstheme="majorBidi" w:ascii="Calibri" w:hAnsi="Calibri"/>
+      <w:rFonts w:asciiTheme="majorHAnsi" w:eastAsiaTheme="majorEastAsia" w:hAnsiTheme="majorHAnsi" w:cstheme="majorBidi"/>
       <w:b/>
       <w:bCs/>
-      <w:color w:val="1F2A37"/>
-      <w:sz w:val="30"/>
+      <w:color w:val="4F81BD" w:themeColor="accent1"/>
+      <w:sz w:val="26"/>
       <w:szCs w:val="26"/>
     </w:rPr>
   </w:style>
@@ -1794,11 +1814,10 @@
       <w:outlineLvl w:val="2"/>
     </w:pPr>
     <w:rPr>
-      <w:rFonts w:asciiTheme="majorHAnsi" w:eastAsiaTheme="majorEastAsia" w:hAnsiTheme="majorHAnsi" w:cstheme="majorBidi" w:ascii="Calibri" w:hAnsi="Calibri"/>
+      <w:rFonts w:asciiTheme="majorHAnsi" w:eastAsiaTheme="majorEastAsia" w:hAnsiTheme="majorHAnsi" w:cstheme="majorBidi"/>
       <w:b/>
       <w:bCs/>
-      <w:color w:val="1F2A37"/>
-      <w:sz w:val="25"/>
+      <w:color w:val="4F81BD" w:themeColor="accent1"/>
     </w:rPr>
   </w:style>
   <w:style w:type="paragraph" w:styleId="Heading4">

--- a/deliveries/2026-09-03/02_Procurement_Guides/GUIDE_20260903_02_UAE_Import_Registration.docx
+++ b/deliveries/2026-09-03/02_Procurement_Guides/GUIDE_20260903_02_UAE_Import_Registration.docx
@@ -16,14 +16,6 @@
       </w:pPr>
       <w:r>
         <w:t>SEO Metadata</w:t>
-      </w:r>
-    </w:p>
-    <w:p>
-      <w:r>
-        <w:rPr>
-          <w:i/>
-        </w:rPr>
-        <w:t>✅ **R5 UPDATE 2026-09-05 — FACT_SOURCE_PASS=PASS · CODEX_REVIEW_PASS=PENDING (independent) · PUBLISH_APPROVED=FALSE.** UAE primary sources now captured: Dubai Customs, the official UAE portal (u.ae) vehicle-registration route, Federal Tax Authority and MoIAT. Federal/emirate-level steps and any fee remain time-sensitive and must be re-verified for the exact transaction.</w:t>
       </w:r>
     </w:p>
     <w:p>
@@ -681,7 +673,7 @@
         <w:pStyle w:val="ListBullet"/>
       </w:pPr>
       <w:r>
-        <w:t>LICENSE: none secured — no third-party image may be published until rights are cleared</w:t>
+        <w:t>LICENSE_OR_USAGE_BASIS: none secured — no third-party image may be published until rights are cleared</w:t>
       </w:r>
     </w:p>
     <w:p>
@@ -1251,7 +1243,7 @@
         <w:t>Author / reviewer</w:t>
       </w:r>
       <w:r>
-        <w:t>: [AutoBridge Export Sourcing Team](/authors/) · method per our [Editorial Policy](/editorial-policy/)</w:t>
+        <w:t>: [AutoBridge Export Editorial Team](/authors/) · method per our [Editorial Policy](/editorial-policy/)</w:t>
       </w:r>
     </w:p>
     <w:p>
@@ -1265,7 +1257,7 @@
         <w:t>Last reviewed</w:t>
       </w:r>
       <w:r>
-        <w:t>: 2026-09-05 (R5: primary sources added; HOLD lifted)</w:t>
+        <w:t>: 2026-09-05</w:t>
       </w:r>
     </w:p>
     <w:p>
@@ -1304,24 +1296,10 @@
         <w:rPr>
           <w:b/>
         </w:rPr>
-        <w:t>Quality gates (R5)</w:t>
+        <w:t>Editorial standard</w:t>
       </w:r>
       <w:r>
-        <w:t>: EDITORIAL_QA_PASS=PASS · FACT_SOURCE_PASS=PASS (UAE customs/registration/tax/conformity primary sources now present; federal-vs-emirate scope kept explicit; time-sensitive items routed to named authorities) · SEO_PASS=PASS · CODEX_REVIEW_PASS=PENDING (independent) · PUBLISH_APPROVED=FALSE</w:t>
-      </w:r>
-    </w:p>
-    <w:p>
-      <w:pPr>
-        <w:pStyle w:val="ListBullet"/>
-      </w:pPr>
-      <w:r>
-        <w:rPr>
-          <w:b/>
-        </w:rPr>
-        <w:t>Final Status = EDITORIAL/FACT/SEO SELF-QA PASS; CODEX_REVIEW_PENDING</w:t>
-      </w:r>
-      <w:r>
-        <w:t xml:space="preserve"> — primary-source gap closed in R5; no reserve invoked; independent Codex review still required.</w:t>
+        <w:t>: Researched and written from the sources listed above (desk research; no first-hand driving, teardown or import is claimed). Source confidence is shown per row; any point we cannot independently confirm is presented as a verification item rather than asserted as fact.</w:t>
       </w:r>
     </w:p>
     <w:p>
@@ -1703,7 +1681,6 @@
     <w:qFormat/>
     <w:rsid w:val="00FC693F"/>
     <w:rPr>
-      <w:rFonts w:ascii="Calibri" w:hAnsi="Calibri"/>
       <w:sz w:val="21"/>
     </w:rPr>
   </w:style>
